--- a/projek modul 1/lkpd_modul1_bagian2dan3_aqila.docx.docx
+++ b/projek modul 1/lkpd_modul1_bagian2dan3_aqila.docx.docx
@@ -317,12 +317,6 @@
         <w:gridCol w:w="7523"/>
       </w:tblGrid>
       <w:tr>
-        <w:tblPrEx>
-          <w:tblCellMar>
-            <w:top w:w="0" w:type="dxa"/>
-            <w:bottom w:w="0" w:type="dxa"/>
-          </w:tblCellMar>
-        </w:tblPrEx>
         <w:tc>
           <w:tcPr>
             <w:tcW w:w="1250" w:type="pct"/>
@@ -408,12 +402,6 @@
         </w:tc>
       </w:tr>
       <w:tr>
-        <w:tblPrEx>
-          <w:tblCellMar>
-            <w:top w:w="0" w:type="dxa"/>
-            <w:bottom w:w="0" w:type="dxa"/>
-          </w:tblCellMar>
-        </w:tblPrEx>
         <w:tc>
           <w:tcPr>
             <w:tcW w:w="1250" w:type="pct"/>
@@ -513,12 +501,6 @@
         </w:tc>
       </w:tr>
       <w:tr>
-        <w:tblPrEx>
-          <w:tblCellMar>
-            <w:top w:w="0" w:type="dxa"/>
-            <w:bottom w:w="0" w:type="dxa"/>
-          </w:tblCellMar>
-        </w:tblPrEx>
         <w:tc>
           <w:tcPr>
             <w:tcW w:w="1250" w:type="pct"/>
@@ -604,12 +586,6 @@
         </w:tc>
       </w:tr>
       <w:tr>
-        <w:tblPrEx>
-          <w:tblCellMar>
-            <w:top w:w="0" w:type="dxa"/>
-            <w:bottom w:w="0" w:type="dxa"/>
-          </w:tblCellMar>
-        </w:tblPrEx>
         <w:tc>
           <w:tcPr>
             <w:tcW w:w="1250" w:type="pct"/>
@@ -662,25 +638,12 @@
                 <w:sz w:val="21"/>
                 <w:szCs w:val="21"/>
               </w:rPr>
-              <w:t>Java</w:t>
-            </w:r>
-            <w:r>
-              <w:rPr>
-                <w:sz w:val="21"/>
-                <w:szCs w:val="21"/>
-              </w:rPr>
-              <w:t>Script (ES6 Class)</w:t>
+              <w:t>JavaScript (ES6 Class)</w:t>
             </w:r>
           </w:p>
         </w:tc>
       </w:tr>
       <w:tr>
-        <w:tblPrEx>
-          <w:tblCellMar>
-            <w:top w:w="0" w:type="dxa"/>
-            <w:bottom w:w="0" w:type="dxa"/>
-          </w:tblCellMar>
-        </w:tblPrEx>
         <w:tc>
           <w:tcPr>
             <w:tcW w:w="1250" w:type="pct"/>
@@ -757,12 +720,6 @@
         </w:tc>
       </w:tr>
       <w:tr>
-        <w:tblPrEx>
-          <w:tblCellMar>
-            <w:top w:w="0" w:type="dxa"/>
-            <w:bottom w:w="0" w:type="dxa"/>
-          </w:tblCellMar>
-        </w:tblPrEx>
         <w:tc>
           <w:tcPr>
             <w:tcW w:w="1250" w:type="pct"/>
@@ -866,12 +823,6 @@
         </w:tc>
       </w:tr>
       <w:tr>
-        <w:tblPrEx>
-          <w:tblCellMar>
-            <w:top w:w="0" w:type="dxa"/>
-            <w:bottom w:w="0" w:type="dxa"/>
-          </w:tblCellMar>
-        </w:tblPrEx>
         <w:tc>
           <w:tcPr>
             <w:tcW w:w="1250" w:type="pct"/>
@@ -928,12 +879,6 @@
         </w:tc>
       </w:tr>
       <w:tr>
-        <w:tblPrEx>
-          <w:tblCellMar>
-            <w:top w:w="0" w:type="dxa"/>
-            <w:bottom w:w="0" w:type="dxa"/>
-          </w:tblCellMar>
-        </w:tblPrEx>
         <w:tc>
           <w:tcPr>
             <w:tcW w:w="1250" w:type="pct"/>
@@ -1546,12 +1491,6 @@
         <w:gridCol w:w="10030"/>
       </w:tblGrid>
       <w:tr>
-        <w:tblPrEx>
-          <w:tblCellMar>
-            <w:top w:w="0" w:type="dxa"/>
-            <w:bottom w:w="0" w:type="dxa"/>
-          </w:tblCellMar>
-        </w:tblPrEx>
         <w:tc>
           <w:tcPr>
             <w:tcW w:w="0" w:type="auto"/>
@@ -1615,12 +1554,6 @@
         <w:gridCol w:w="7523"/>
       </w:tblGrid>
       <w:tr>
-        <w:tblPrEx>
-          <w:tblCellMar>
-            <w:top w:w="0" w:type="dxa"/>
-            <w:bottom w:w="0" w:type="dxa"/>
-          </w:tblCellMar>
-        </w:tblPrEx>
         <w:tc>
           <w:tcPr>
             <w:tcW w:w="1250" w:type="pct"/>
@@ -1697,12 +1630,6 @@
         </w:tc>
       </w:tr>
       <w:tr>
-        <w:tblPrEx>
-          <w:tblCellMar>
-            <w:top w:w="0" w:type="dxa"/>
-            <w:bottom w:w="0" w:type="dxa"/>
-          </w:tblCellMar>
-        </w:tblPrEx>
         <w:tc>
           <w:tcPr>
             <w:tcW w:w="1250" w:type="pct"/>
@@ -1783,12 +1710,6 @@
         </w:tc>
       </w:tr>
       <w:tr>
-        <w:tblPrEx>
-          <w:tblCellMar>
-            <w:top w:w="0" w:type="dxa"/>
-            <w:bottom w:w="0" w:type="dxa"/>
-          </w:tblCellMar>
-        </w:tblPrEx>
         <w:tc>
           <w:tcPr>
             <w:tcW w:w="1250" w:type="pct"/>
@@ -2208,10 +2129,7 @@
       </w:r>
       <w:proofErr w:type="spellStart"/>
       <w:r>
-        <w:t>tahu</w:t>
-      </w:r>
-      <w:r>
-        <w:t>n</w:t>
+        <w:t>tahun</w:t>
       </w:r>
       <w:proofErr w:type="spellEnd"/>
       <w:r>
@@ -2344,12 +2262,6 @@
         <w:gridCol w:w="3344"/>
       </w:tblGrid>
       <w:tr>
-        <w:tblPrEx>
-          <w:tblCellMar>
-            <w:top w:w="0" w:type="dxa"/>
-            <w:bottom w:w="0" w:type="dxa"/>
-          </w:tblCellMar>
-        </w:tblPrEx>
         <w:tc>
           <w:tcPr>
             <w:tcW w:w="1650" w:type="pct"/>
@@ -2472,12 +2384,6 @@
         </w:tc>
       </w:tr>
       <w:tr>
-        <w:tblPrEx>
-          <w:tblCellMar>
-            <w:top w:w="0" w:type="dxa"/>
-            <w:bottom w:w="0" w:type="dxa"/>
-          </w:tblCellMar>
-        </w:tblPrEx>
         <w:tc>
           <w:tcPr>
             <w:tcW w:w="1650" w:type="pct"/>
@@ -2620,12 +2526,6 @@
         </w:tc>
       </w:tr>
       <w:tr>
-        <w:tblPrEx>
-          <w:tblCellMar>
-            <w:top w:w="0" w:type="dxa"/>
-            <w:bottom w:w="0" w:type="dxa"/>
-          </w:tblCellMar>
-        </w:tblPrEx>
         <w:tc>
           <w:tcPr>
             <w:tcW w:w="1650" w:type="pct"/>
@@ -3193,10 +3093,7 @@
       </w:r>
       <w:proofErr w:type="spellStart"/>
       <w:r>
-        <w:t>a</w:t>
-      </w:r>
-      <w:r>
-        <w:t>tau</w:t>
+        <w:t>atau</w:t>
       </w:r>
       <w:proofErr w:type="spellEnd"/>
       <w:r>
@@ -3591,10 +3488,7 @@
       </w:r>
       <w:proofErr w:type="spellEnd"/>
       <w:r>
-        <w:t xml:space="preserve"> class ES6</w:t>
-      </w:r>
-      <w:r>
-        <w:t xml:space="preserve">), </w:t>
+        <w:t xml:space="preserve"> class ES6), </w:t>
       </w:r>
       <w:proofErr w:type="spellStart"/>
       <w:r>
@@ -3650,12 +3544,6 @@
         <w:gridCol w:w="10030"/>
       </w:tblGrid>
       <w:tr>
-        <w:tblPrEx>
-          <w:tblCellMar>
-            <w:top w:w="0" w:type="dxa"/>
-            <w:bottom w:w="0" w:type="dxa"/>
-          </w:tblCellMar>
-        </w:tblPrEx>
         <w:tc>
           <w:tcPr>
             <w:tcW w:w="0" w:type="auto"/>
@@ -4613,10 +4501,7 @@
       </w:r>
       <w:proofErr w:type="spellEnd"/>
       <w:r>
-        <w:t xml:space="preserve">(), </w:t>
-      </w:r>
-      <w:r>
-        <w:t xml:space="preserve">dan </w:t>
+        <w:t xml:space="preserve">(), dan </w:t>
       </w:r>
       <w:proofErr w:type="spellStart"/>
       <w:r>
@@ -4648,12 +4533,6 @@
         <w:gridCol w:w="10030"/>
       </w:tblGrid>
       <w:tr>
-        <w:tblPrEx>
-          <w:tblCellMar>
-            <w:top w:w="0" w:type="dxa"/>
-            <w:bottom w:w="0" w:type="dxa"/>
-          </w:tblCellMar>
-        </w:tblPrEx>
         <w:tc>
           <w:tcPr>
             <w:tcW w:w="0" w:type="auto"/>
@@ -5613,9 +5492,303 @@
       </w:r>
     </w:p>
     <w:p>
-      <w:pPr>
-        <w:spacing w:after="150"/>
-      </w:pPr>
+      <w:r>
+        <w:t xml:space="preserve">   #</w:t>
+      </w:r>
+      <w:proofErr w:type="gramStart"/>
+      <w:r>
+        <w:t>saldo</w:t>
+      </w:r>
+      <w:proofErr w:type="gramEnd"/>
+      <w:r>
+        <w:t xml:space="preserve"> </w:t>
+      </w:r>
+      <w:proofErr w:type="spellStart"/>
+      <w:r>
+        <w:t>dideklarasikan</w:t>
+      </w:r>
+      <w:proofErr w:type="spellEnd"/>
+      <w:r>
+        <w:t xml:space="preserve"> </w:t>
+      </w:r>
+      <w:proofErr w:type="spellStart"/>
+      <w:r>
+        <w:t>privat</w:t>
+      </w:r>
+      <w:proofErr w:type="spellEnd"/>
+      <w:r>
+        <w:t xml:space="preserve"> </w:t>
+      </w:r>
+      <w:proofErr w:type="spellStart"/>
+      <w:r>
+        <w:t>supaya</w:t>
+      </w:r>
+      <w:proofErr w:type="spellEnd"/>
+      <w:r>
+        <w:t xml:space="preserve"> </w:t>
+      </w:r>
+      <w:proofErr w:type="spellStart"/>
+      <w:r>
+        <w:t>mencegah</w:t>
+      </w:r>
+      <w:proofErr w:type="spellEnd"/>
+      <w:r>
+        <w:t xml:space="preserve"> </w:t>
+      </w:r>
+      <w:proofErr w:type="spellStart"/>
+      <w:r>
+        <w:t>diubahnya</w:t>
+      </w:r>
+      <w:proofErr w:type="spellEnd"/>
+      <w:r>
+        <w:t xml:space="preserve"> data </w:t>
+      </w:r>
+      <w:proofErr w:type="spellStart"/>
+      <w:r>
+        <w:t>secara</w:t>
+      </w:r>
+      <w:proofErr w:type="spellEnd"/>
+      <w:r>
+        <w:t xml:space="preserve"> </w:t>
+      </w:r>
+      <w:proofErr w:type="spellStart"/>
+      <w:r>
+        <w:t>tidak</w:t>
+      </w:r>
+      <w:proofErr w:type="spellEnd"/>
+      <w:r>
+        <w:t xml:space="preserve"> </w:t>
+      </w:r>
+      <w:proofErr w:type="spellStart"/>
+      <w:r>
+        <w:t>sah</w:t>
+      </w:r>
+      <w:proofErr w:type="spellEnd"/>
+      <w:r>
+        <w:t xml:space="preserve">, </w:t>
+      </w:r>
+      <w:proofErr w:type="spellStart"/>
+      <w:r>
+        <w:t>kalo</w:t>
+      </w:r>
+      <w:proofErr w:type="spellEnd"/>
+      <w:r>
+        <w:t xml:space="preserve"> method </w:t>
+      </w:r>
+      <w:proofErr w:type="spellStart"/>
+      <w:r>
+        <w:t>setor</w:t>
+      </w:r>
+      <w:proofErr w:type="spellEnd"/>
+      <w:r>
+        <w:t xml:space="preserve"> </w:t>
+      </w:r>
+      <w:proofErr w:type="spellStart"/>
+      <w:r>
+        <w:t>dll</w:t>
+      </w:r>
+      <w:proofErr w:type="spellEnd"/>
+      <w:r>
+        <w:t xml:space="preserve"> </w:t>
+      </w:r>
+      <w:proofErr w:type="spellStart"/>
+      <w:r>
+        <w:t>dibuat</w:t>
+      </w:r>
+      <w:proofErr w:type="spellEnd"/>
+      <w:r>
+        <w:t xml:space="preserve"> </w:t>
+      </w:r>
+      <w:r>
+        <w:t xml:space="preserve">public </w:t>
+      </w:r>
+      <w:proofErr w:type="spellStart"/>
+      <w:r>
+        <w:t>sebagai</w:t>
+      </w:r>
+      <w:proofErr w:type="spellEnd"/>
+      <w:r>
+        <w:t xml:space="preserve"> "</w:t>
+      </w:r>
+      <w:proofErr w:type="spellStart"/>
+      <w:r>
+        <w:t>jembatan</w:t>
+      </w:r>
+      <w:proofErr w:type="spellEnd"/>
+      <w:r>
+        <w:t xml:space="preserve">" </w:t>
+      </w:r>
+      <w:proofErr w:type="spellStart"/>
+      <w:r>
+        <w:t>resmi</w:t>
+      </w:r>
+      <w:proofErr w:type="spellEnd"/>
+      <w:r>
+        <w:t xml:space="preserve"> </w:t>
+      </w:r>
+      <w:proofErr w:type="spellStart"/>
+      <w:r>
+        <w:t>untuk</w:t>
+      </w:r>
+      <w:proofErr w:type="spellEnd"/>
+      <w:r>
+        <w:t xml:space="preserve"> </w:t>
+      </w:r>
+      <w:proofErr w:type="spellStart"/>
+      <w:r>
+        <w:t>mengakses</w:t>
+      </w:r>
+      <w:proofErr w:type="spellEnd"/>
+      <w:r>
+        <w:t>/</w:t>
+      </w:r>
+      <w:proofErr w:type="spellStart"/>
+      <w:r>
+        <w:t>memodifikasi</w:t>
+      </w:r>
+      <w:proofErr w:type="spellEnd"/>
+      <w:r>
+        <w:t xml:space="preserve"> data </w:t>
+      </w:r>
+      <w:proofErr w:type="spellStart"/>
+      <w:r>
+        <w:t>tersebut</w:t>
+      </w:r>
+      <w:proofErr w:type="spellEnd"/>
+      <w:r>
+        <w:t xml:space="preserve"> </w:t>
+      </w:r>
+      <w:proofErr w:type="spellStart"/>
+      <w:r>
+        <w:t>sesuai</w:t>
+      </w:r>
+      <w:proofErr w:type="spellEnd"/>
+      <w:r>
+        <w:t xml:space="preserve"> </w:t>
+      </w:r>
+      <w:proofErr w:type="spellStart"/>
+      <w:r>
+        <w:t>aturan</w:t>
+      </w:r>
+      <w:proofErr w:type="spellEnd"/>
+      <w:r>
+        <w:t xml:space="preserve"> </w:t>
+      </w:r>
+      <w:proofErr w:type="spellStart"/>
+      <w:r>
+        <w:t>atau</w:t>
+      </w:r>
+      <w:proofErr w:type="spellEnd"/>
+      <w:r>
+        <w:t xml:space="preserve"> </w:t>
+      </w:r>
+      <w:proofErr w:type="spellStart"/>
+      <w:r>
+        <w:t>logika</w:t>
+      </w:r>
+      <w:proofErr w:type="spellEnd"/>
+      <w:r>
+        <w:t xml:space="preserve"> </w:t>
+      </w:r>
+      <w:proofErr w:type="spellStart"/>
+      <w:r>
+        <w:t>bisnis</w:t>
+      </w:r>
+      <w:proofErr w:type="spellEnd"/>
+      <w:r>
+        <w:t xml:space="preserve"> </w:t>
+      </w:r>
+    </w:p>
+    <w:p>
+      <w:r>
+        <w:t>y</w:t>
+      </w:r>
+      <w:r>
+        <w:t>ang</w:t>
+      </w:r>
+      <w:r>
+        <w:t xml:space="preserve"> </w:t>
+      </w:r>
+      <w:proofErr w:type="spellStart"/>
+      <w:r>
+        <w:t>berlaku</w:t>
+      </w:r>
+      <w:proofErr w:type="spellEnd"/>
+      <w:r>
+        <w:t xml:space="preserve">. Yang </w:t>
+      </w:r>
+      <w:proofErr w:type="spellStart"/>
+      <w:r>
+        <w:t>terjadi</w:t>
+      </w:r>
+      <w:proofErr w:type="spellEnd"/>
+      <w:r>
+        <w:t xml:space="preserve"> </w:t>
+      </w:r>
+      <w:proofErr w:type="spellStart"/>
+      <w:r>
+        <w:t>klo</w:t>
+      </w:r>
+      <w:proofErr w:type="spellEnd"/>
+      <w:r>
+        <w:t xml:space="preserve"> </w:t>
+      </w:r>
+      <w:proofErr w:type="spellStart"/>
+      <w:r>
+        <w:t>kita</w:t>
+      </w:r>
+      <w:proofErr w:type="spellEnd"/>
+      <w:r>
+        <w:t xml:space="preserve"> </w:t>
+      </w:r>
+      <w:proofErr w:type="spellStart"/>
+      <w:r>
+        <w:t>mengakses</w:t>
+      </w:r>
+      <w:proofErr w:type="spellEnd"/>
+      <w:r>
+        <w:t xml:space="preserve"> </w:t>
+      </w:r>
+      <w:proofErr w:type="spellStart"/>
+      <w:r>
+        <w:t>rekening</w:t>
+      </w:r>
+      <w:proofErr w:type="spellEnd"/>
+      <w:r>
+        <w:t xml:space="preserve"> #saldo </w:t>
+      </w:r>
+      <w:proofErr w:type="spellStart"/>
+      <w:r>
+        <w:t>langsung</w:t>
+      </w:r>
+      <w:proofErr w:type="spellEnd"/>
+      <w:r>
+        <w:t xml:space="preserve"> </w:t>
+      </w:r>
+      <w:proofErr w:type="spellStart"/>
+      <w:r>
+        <w:t>diluar</w:t>
+      </w:r>
+      <w:proofErr w:type="spellEnd"/>
+      <w:r>
+        <w:t xml:space="preserve"> class program </w:t>
+      </w:r>
+      <w:proofErr w:type="spellStart"/>
+      <w:r>
+        <w:t>akan</w:t>
+      </w:r>
+      <w:proofErr w:type="spellEnd"/>
+      <w:r>
+        <w:t xml:space="preserve"> </w:t>
+      </w:r>
+      <w:proofErr w:type="spellStart"/>
+      <w:r>
+        <w:t>terjadi</w:t>
+      </w:r>
+      <w:proofErr w:type="spellEnd"/>
+      <w:r>
+        <w:t xml:space="preserve"> error.</w:t>
+      </w:r>
     </w:p>
     <w:p>
       <w:pPr>
@@ -5699,18 +5872,7 @@
           <w:sz w:val="23"/>
           <w:szCs w:val="23"/>
         </w:rPr>
-        <w:t xml:space="preserve"> Ajar) — Pola </w:t>
-      </w:r>
-      <w:r>
-        <w:rPr>
-          <w:b/>
-          <w:bCs/>
-          <w:i/>
-          <w:iCs/>
-          <w:sz w:val="23"/>
-          <w:szCs w:val="23"/>
-        </w:rPr>
-        <w:t>Component</w:t>
+        <w:t xml:space="preserve"> Ajar) — Pola Component</w:t>
       </w:r>
     </w:p>
     <w:p>
@@ -5719,6 +5881,7 @@
       </w:pPr>
       <w:proofErr w:type="spellStart"/>
       <w:r>
+        <w:lastRenderedPageBreak/>
         <w:t>Mulai</w:t>
       </w:r>
       <w:proofErr w:type="spellEnd"/>
@@ -5895,15 +6058,11 @@
       </w:r>
       <w:proofErr w:type="spellStart"/>
       <w:r>
-        <w:lastRenderedPageBreak/>
         <w:t>mengembalikan</w:t>
       </w:r>
       <w:proofErr w:type="spellEnd"/>
       <w:r>
-        <w:t xml:space="preserve"> (r</w:t>
-      </w:r>
-      <w:r>
-        <w:t xml:space="preserve">eturn) </w:t>
+        <w:t xml:space="preserve"> (return) </w:t>
       </w:r>
       <w:proofErr w:type="spellStart"/>
       <w:r>
@@ -6055,12 +6214,6 @@
         <w:gridCol w:w="10030"/>
       </w:tblGrid>
       <w:tr>
-        <w:tblPrEx>
-          <w:tblCellMar>
-            <w:top w:w="0" w:type="dxa"/>
-            <w:bottom w:w="0" w:type="dxa"/>
-          </w:tblCellMar>
-        </w:tblPrEx>
         <w:tc>
           <w:tcPr>
             <w:tcW w:w="0" w:type="auto"/>
@@ -6161,16 +6314,7 @@
                 <w:sz w:val="19"/>
                 <w:szCs w:val="19"/>
               </w:rPr>
-              <w:t xml:space="preserve">    </w:t>
-            </w:r>
-            <w:r>
-              <w:rPr>
-                <w:rFonts w:ascii="Consolas" w:eastAsia="Consolas" w:hAnsi="Consolas" w:cs="Consolas"/>
-                <w:color w:val="1F1F1F"/>
-                <w:sz w:val="19"/>
-                <w:szCs w:val="19"/>
-              </w:rPr>
-              <w:t>}</w:t>
+              <w:t xml:space="preserve">    }</w:t>
             </w:r>
           </w:p>
           <w:p>
@@ -7470,17 +7614,7 @@
           <w:sz w:val="30"/>
           <w:szCs w:val="30"/>
         </w:rPr>
-        <w:t>Mandir</w:t>
-      </w:r>
-      <w:r>
-        <w:rPr>
-          <w:b/>
-          <w:bCs/>
-          <w:color w:val="1F3864"/>
-          <w:sz w:val="30"/>
-          <w:szCs w:val="30"/>
-        </w:rPr>
-        <w:t>i</w:t>
+        <w:t>Mandiri</w:t>
       </w:r>
       <w:proofErr w:type="spellEnd"/>
       <w:r>
@@ -7709,10 +7843,7 @@
       </w:r>
       <w:proofErr w:type="spellEnd"/>
       <w:r>
-        <w:t>) da</w:t>
-      </w:r>
-      <w:r>
-        <w:t xml:space="preserve">n </w:t>
+        <w:t xml:space="preserve">) dan </w:t>
       </w:r>
       <w:proofErr w:type="spellStart"/>
       <w:r>
@@ -7902,10 +8033,7 @@
       </w:r>
       <w:proofErr w:type="spellStart"/>
       <w:r>
-        <w:t>tunj</w:t>
-      </w:r>
-      <w:r>
-        <w:t>ukkan</w:t>
+        <w:t>tunjukkan</w:t>
       </w:r>
       <w:proofErr w:type="spellEnd"/>
       <w:r>
@@ -7981,6 +8109,7 @@
         <w:spacing w:after="150"/>
       </w:pPr>
       <w:r>
+        <w:lastRenderedPageBreak/>
         <w:t xml:space="preserve"> </w:t>
       </w:r>
     </w:p>
@@ -7989,7 +8118,6 @@
         <w:spacing w:after="150"/>
       </w:pPr>
       <w:r>
-        <w:lastRenderedPageBreak/>
         <w:t xml:space="preserve"> </w:t>
       </w:r>
     </w:p>
@@ -8213,10 +8341,7 @@
       </w:r>
       <w:proofErr w:type="spellStart"/>
       <w:r>
-        <w:t>disebutk</w:t>
-      </w:r>
-      <w:r>
-        <w:t>an</w:t>
+        <w:t>disebutkan</w:t>
       </w:r>
       <w:proofErr w:type="spellEnd"/>
       <w:r>
@@ -8323,12 +8448,6 @@
         <w:gridCol w:w="3344"/>
       </w:tblGrid>
       <w:tr>
-        <w:tblPrEx>
-          <w:tblCellMar>
-            <w:top w:w="0" w:type="dxa"/>
-            <w:bottom w:w="0" w:type="dxa"/>
-          </w:tblCellMar>
-        </w:tblPrEx>
         <w:tc>
           <w:tcPr>
             <w:tcW w:w="1650" w:type="pct"/>
@@ -8493,12 +8612,6 @@
         </w:tc>
       </w:tr>
       <w:tr>
-        <w:tblPrEx>
-          <w:tblCellMar>
-            <w:top w:w="0" w:type="dxa"/>
-            <w:bottom w:w="0" w:type="dxa"/>
-          </w:tblCellMar>
-        </w:tblPrEx>
         <w:tc>
           <w:tcPr>
             <w:tcW w:w="1650" w:type="pct"/>
@@ -8599,12 +8712,6 @@
         </w:tc>
       </w:tr>
       <w:tr>
-        <w:tblPrEx>
-          <w:tblCellMar>
-            <w:top w:w="0" w:type="dxa"/>
-            <w:bottom w:w="0" w:type="dxa"/>
-          </w:tblCellMar>
-        </w:tblPrEx>
         <w:tc>
           <w:tcPr>
             <w:tcW w:w="1650" w:type="pct"/>
@@ -8715,12 +8822,6 @@
         <w:gridCol w:w="10030"/>
       </w:tblGrid>
       <w:tr>
-        <w:tblPrEx>
-          <w:tblCellMar>
-            <w:top w:w="0" w:type="dxa"/>
-            <w:bottom w:w="0" w:type="dxa"/>
-          </w:tblCellMar>
-        </w:tblPrEx>
         <w:tc>
           <w:tcPr>
             <w:tcW w:w="0" w:type="auto"/>
@@ -8784,12 +8885,6 @@
         <w:gridCol w:w="7523"/>
       </w:tblGrid>
       <w:tr>
-        <w:tblPrEx>
-          <w:tblCellMar>
-            <w:top w:w="0" w:type="dxa"/>
-            <w:bottom w:w="0" w:type="dxa"/>
-          </w:tblCellMar>
-        </w:tblPrEx>
         <w:tc>
           <w:tcPr>
             <w:tcW w:w="1250" w:type="pct"/>
@@ -8866,12 +8961,6 @@
         </w:tc>
       </w:tr>
       <w:tr>
-        <w:tblPrEx>
-          <w:tblCellMar>
-            <w:top w:w="0" w:type="dxa"/>
-            <w:bottom w:w="0" w:type="dxa"/>
-          </w:tblCellMar>
-        </w:tblPrEx>
         <w:tc>
           <w:tcPr>
             <w:tcW w:w="1250" w:type="pct"/>
@@ -8952,12 +9041,6 @@
         </w:tc>
       </w:tr>
       <w:tr>
-        <w:tblPrEx>
-          <w:tblCellMar>
-            <w:top w:w="0" w:type="dxa"/>
-            <w:bottom w:w="0" w:type="dxa"/>
-          </w:tblCellMar>
-        </w:tblPrEx>
         <w:tc>
           <w:tcPr>
             <w:tcW w:w="1250" w:type="pct"/>
@@ -9329,10 +9412,7 @@
       </w:r>
       <w:proofErr w:type="spellStart"/>
       <w:r>
-        <w:t>denga</w:t>
-      </w:r>
-      <w:r>
-        <w:t>n</w:t>
+        <w:t>dengan</w:t>
       </w:r>
       <w:proofErr w:type="spellEnd"/>
       <w:r>
@@ -9539,10 +9619,7 @@
       </w:r>
       <w:proofErr w:type="spellStart"/>
       <w:r>
-        <w:t>menulisk</w:t>
-      </w:r>
-      <w:r>
-        <w:t>annya</w:t>
+        <w:t>menuliskannya</w:t>
       </w:r>
       <w:proofErr w:type="spellEnd"/>
       <w:r>
@@ -9819,10 +9896,7 @@
       </w:r>
       <w:proofErr w:type="spellEnd"/>
       <w:r>
-        <w:t xml:space="preserve"> interface</w:t>
-      </w:r>
-      <w:r>
-        <w:t xml:space="preserve"> </w:t>
+        <w:t xml:space="preserve"> interface </w:t>
       </w:r>
       <w:proofErr w:type="spellStart"/>
       <w:r>
@@ -10002,10 +10076,7 @@
       </w:r>
       <w:proofErr w:type="gramStart"/>
       <w:r>
-        <w:t>rende</w:t>
-      </w:r>
-      <w:r>
-        <w:t>r(</w:t>
+        <w:t>render(</w:t>
       </w:r>
       <w:proofErr w:type="gramEnd"/>
       <w:r>
@@ -10275,18 +10346,7 @@
           <w:sz w:val="23"/>
           <w:szCs w:val="23"/>
         </w:rPr>
-        <w:t>Pewaris</w:t>
-      </w:r>
-      <w:r>
-        <w:rPr>
-          <w:b/>
-          <w:bCs/>
-          <w:i/>
-          <w:iCs/>
-          <w:sz w:val="23"/>
-          <w:szCs w:val="23"/>
-        </w:rPr>
-        <w:t>an</w:t>
+        <w:t>Pewarisan</w:t>
       </w:r>
       <w:proofErr w:type="spellEnd"/>
       <w:r>
@@ -10487,12 +10547,6 @@
         <w:gridCol w:w="10030"/>
       </w:tblGrid>
       <w:tr>
-        <w:tblPrEx>
-          <w:tblCellMar>
-            <w:top w:w="0" w:type="dxa"/>
-            <w:bottom w:w="0" w:type="dxa"/>
-          </w:tblCellMar>
-        </w:tblPrEx>
         <w:tc>
           <w:tcPr>
             <w:tcW w:w="0" w:type="auto"/>
@@ -11380,12 +11434,6 @@
         <w:gridCol w:w="10030"/>
       </w:tblGrid>
       <w:tr>
-        <w:tblPrEx>
-          <w:tblCellMar>
-            <w:top w:w="0" w:type="dxa"/>
-            <w:bottom w:w="0" w:type="dxa"/>
-          </w:tblCellMar>
-        </w:tblPrEx>
         <w:tc>
           <w:tcPr>
             <w:tcW w:w="0" w:type="auto"/>
@@ -11442,16 +11490,7 @@
                 <w:sz w:val="19"/>
                 <w:szCs w:val="19"/>
               </w:rPr>
-              <w:t xml:space="preserve"> </w:t>
-            </w:r>
-            <w:r>
-              <w:rPr>
-                <w:rFonts w:ascii="Consolas" w:eastAsia="Consolas" w:hAnsi="Consolas" w:cs="Consolas"/>
-                <w:color w:val="1F1F1F"/>
-                <w:sz w:val="19"/>
-                <w:szCs w:val="19"/>
-              </w:rPr>
-              <w:t xml:space="preserve">   </w:t>
+              <w:t xml:space="preserve">    </w:t>
             </w:r>
             <w:proofErr w:type="spellStart"/>
             <w:proofErr w:type="gramStart"/>
@@ -12204,10 +12243,7 @@
       </w:r>
       <w:proofErr w:type="spellStart"/>
       <w:r>
-        <w:t>se</w:t>
-      </w:r>
-      <w:r>
-        <w:t>tiap</w:t>
+        <w:t>setiap</w:t>
       </w:r>
       <w:proofErr w:type="spellEnd"/>
       <w:r>
@@ -12259,12 +12295,6 @@
         <w:gridCol w:w="10030"/>
       </w:tblGrid>
       <w:tr>
-        <w:tblPrEx>
-          <w:tblCellMar>
-            <w:top w:w="0" w:type="dxa"/>
-            <w:bottom w:w="0" w:type="dxa"/>
-          </w:tblCellMar>
-        </w:tblPrEx>
         <w:tc>
           <w:tcPr>
             <w:tcW w:w="0" w:type="auto"/>
@@ -12588,10 +12618,7 @@
       </w:r>
       <w:proofErr w:type="spellEnd"/>
       <w:r>
-        <w:t xml:space="preserve"> Mobil, Motor</w:t>
-      </w:r>
-      <w:r>
-        <w:t xml:space="preserve">, dan Bus, di mana </w:t>
+        <w:t xml:space="preserve"> Mobil, Motor, dan Bus, di mana </w:t>
       </w:r>
       <w:proofErr w:type="spellStart"/>
       <w:r>
@@ -12760,10 +12787,7 @@
       </w:r>
       <w:proofErr w:type="spellStart"/>
       <w:r>
-        <w:t>per</w:t>
-      </w:r>
-      <w:r>
-        <w:t>sis</w:t>
+        <w:t>persis</w:t>
       </w:r>
       <w:proofErr w:type="spellEnd"/>
       <w:r>
@@ -12799,12 +12823,6 @@
         <w:gridCol w:w="10030"/>
       </w:tblGrid>
       <w:tr>
-        <w:tblPrEx>
-          <w:tblCellMar>
-            <w:top w:w="0" w:type="dxa"/>
-            <w:bottom w:w="0" w:type="dxa"/>
-          </w:tblCellMar>
-        </w:tblPrEx>
         <w:tc>
           <w:tcPr>
             <w:tcW w:w="0" w:type="auto"/>
@@ -13496,10 +13514,7 @@
       </w:r>
       <w:proofErr w:type="spellStart"/>
       <w:r>
-        <w:t>kesalaha</w:t>
-      </w:r>
-      <w:r>
-        <w:t>n</w:t>
+        <w:t>kesalahan</w:t>
       </w:r>
       <w:proofErr w:type="spellEnd"/>
       <w:r>
@@ -13865,10 +13880,7 @@
       </w:r>
       <w:proofErr w:type="spellStart"/>
       <w:r>
-        <w:t>ketentu</w:t>
-      </w:r>
-      <w:r>
-        <w:t>an</w:t>
+        <w:t>ketentuan</w:t>
       </w:r>
       <w:proofErr w:type="spellEnd"/>
       <w:r>
@@ -14046,10 +14058,7 @@
       </w:r>
       <w:proofErr w:type="spellEnd"/>
       <w:r>
-        <w:t xml:space="preserve"> encapsulatio</w:t>
-      </w:r>
-      <w:r>
-        <w:t>n (</w:t>
+        <w:t xml:space="preserve"> encapsulation (</w:t>
       </w:r>
       <w:proofErr w:type="spellStart"/>
       <w:r>
@@ -14237,10 +14246,7 @@
       </w:r>
       <w:proofErr w:type="spellEnd"/>
       <w:r>
-        <w:t xml:space="preserve"> me</w:t>
-      </w:r>
-      <w:r>
-        <w:t xml:space="preserve">thod yang </w:t>
+        <w:t xml:space="preserve"> method yang </w:t>
       </w:r>
       <w:proofErr w:type="spellStart"/>
       <w:r>
@@ -14446,10 +14452,7 @@
       </w:r>
       <w:proofErr w:type="spellStart"/>
       <w:r>
-        <w:t>singka</w:t>
-      </w:r>
-      <w:r>
-        <w:t>t</w:t>
+        <w:t>singkat</w:t>
       </w:r>
       <w:proofErr w:type="spellEnd"/>
       <w:r>
@@ -14670,10 +14673,7 @@
       </w:r>
       <w:proofErr w:type="spellEnd"/>
       <w:r>
-        <w:t xml:space="preserve"> interface/Component</w:t>
-      </w:r>
-      <w:r>
-        <w:t xml:space="preserve"> yang </w:t>
+        <w:t xml:space="preserve"> interface/Component yang </w:t>
       </w:r>
       <w:proofErr w:type="spellStart"/>
       <w:r>
@@ -14882,12 +14882,6 @@
         <w:gridCol w:w="3344"/>
       </w:tblGrid>
       <w:tr>
-        <w:tblPrEx>
-          <w:tblCellMar>
-            <w:top w:w="0" w:type="dxa"/>
-            <w:bottom w:w="0" w:type="dxa"/>
-          </w:tblCellMar>
-        </w:tblPrEx>
         <w:tc>
           <w:tcPr>
             <w:tcW w:w="1650" w:type="pct"/>
@@ -15053,12 +15047,6 @@
         </w:tc>
       </w:tr>
       <w:tr>
-        <w:tblPrEx>
-          <w:tblCellMar>
-            <w:top w:w="0" w:type="dxa"/>
-            <w:bottom w:w="0" w:type="dxa"/>
-          </w:tblCellMar>
-        </w:tblPrEx>
         <w:tc>
           <w:tcPr>
             <w:tcW w:w="1650" w:type="pct"/>
@@ -15155,12 +15143,6 @@
         </w:tc>
       </w:tr>
       <w:tr>
-        <w:tblPrEx>
-          <w:tblCellMar>
-            <w:top w:w="0" w:type="dxa"/>
-            <w:bottom w:w="0" w:type="dxa"/>
-          </w:tblCellMar>
-        </w:tblPrEx>
         <w:tc>
           <w:tcPr>
             <w:tcW w:w="1650" w:type="pct"/>
@@ -16089,6 +16071,17 @@
       <w:szCs w:val="20"/>
     </w:rPr>
   </w:style>
+  <w:style w:type="character" w:styleId="Emphasis">
+    <w:name w:val="Emphasis"/>
+    <w:basedOn w:val="DefaultParagraphFont"/>
+    <w:uiPriority w:val="20"/>
+    <w:qFormat/>
+    <w:rsid w:val="005268D1"/>
+    <w:rPr>
+      <w:i/>
+      <w:iCs/>
+    </w:rPr>
+  </w:style>
 </w:styles>
 </file>
 
